--- a/ПЗ3/ПЗ_3_Вольхин_ПМИ_41.docx
+++ b/ПЗ3/ПЗ_3_Вольхин_ПМИ_41.docx
@@ -2768,10 +2768,10 @@
         </w:rPr>
         <w:lastRenderedPageBreak/>
         <w:drawing>
-          <wp:inline distT="0" distB="0" distL="0" distR="0" wp14:anchorId="460BF971" wp14:editId="6CF6BF98">
-            <wp:extent cx="5240762" cy="7408190"/>
-            <wp:effectExtent l="0" t="0" r="4445" b="0"/>
-            <wp:docPr id="553904680" name="Picture 4"/>
+          <wp:inline distT="0" distB="0" distL="0" distR="0" wp14:anchorId="68972E79" wp14:editId="18DBB21B">
+            <wp:extent cx="5251939" cy="7423990"/>
+            <wp:effectExtent l="0" t="0" r="6350" b="5715"/>
+            <wp:docPr id="952712208" name="Picture 6"/>
             <wp:cNvGraphicFramePr>
               <a:graphicFrameLocks xmlns:a="http://schemas.openxmlformats.org/drawingml/2006/main" noChangeAspect="1"/>
             </wp:cNvGraphicFramePr>
@@ -2779,7 +2779,7 @@
               <a:graphicData uri="http://schemas.openxmlformats.org/drawingml/2006/picture">
                 <pic:pic xmlns:pic="http://schemas.openxmlformats.org/drawingml/2006/picture">
                   <pic:nvPicPr>
-                    <pic:cNvPr id="553904680" name="Picture 553904680"/>
+                    <pic:cNvPr id="952712208" name="Picture 952712208"/>
                     <pic:cNvPicPr/>
                   </pic:nvPicPr>
                   <pic:blipFill>
@@ -2797,7 +2797,7 @@
                   <pic:spPr>
                     <a:xfrm>
                       <a:off x="0" y="0"/>
-                      <a:ext cx="5247408" cy="7417584"/>
+                      <a:ext cx="5272331" cy="7452815"/>
                     </a:xfrm>
                     <a:prstGeom prst="rect">
                       <a:avLst/>
@@ -3004,6 +3004,78 @@
         </w:rPr>
         <w:br/>
       </w:r>
+      <w:hyperlink r:id="rId19" w:history="1">
+        <w:r>
+          <w:rPr>
+            <w:rStyle w:val="Hyperlink"/>
+            <w:rFonts w:ascii="Times New Roman" w:eastAsiaTheme="minorEastAsia" w:hAnsi="Times New Roman" w:cs="Times New Roman"/>
+            <w:iCs/>
+            <w:sz w:val="28"/>
+            <w:szCs w:val="28"/>
+          </w:rPr>
+          <w:t>https://github.com/been-sys/NM-Numerical-Methods-.git</w:t>
+        </w:r>
+      </w:hyperlink>
+    </w:p>
+    <w:p>
+      <w:pPr>
+        <w:tabs>
+          <w:tab w:val="left" w:pos="1418"/>
+        </w:tabs>
+        <w:autoSpaceDE w:val="0"/>
+        <w:autoSpaceDN w:val="0"/>
+        <w:adjustRightInd w:val="0"/>
+        <w:spacing w:after="0"/>
+        <w:ind w:right="113"/>
+        <w:rPr>
+          <w:rFonts w:ascii="Times New Roman" w:eastAsiaTheme="minorEastAsia" w:hAnsi="Times New Roman" w:cs="Times New Roman"/>
+          <w:iCs/>
+          <w:color w:val="000000" w:themeColor="text1"/>
+          <w:sz w:val="28"/>
+          <w:szCs w:val="28"/>
+          <w:lang w:val="en-US"/>
+        </w:rPr>
+      </w:pPr>
+    </w:p>
+    <w:p>
+      <w:pPr>
+        <w:tabs>
+          <w:tab w:val="left" w:pos="1418"/>
+        </w:tabs>
+        <w:autoSpaceDE w:val="0"/>
+        <w:autoSpaceDN w:val="0"/>
+        <w:adjustRightInd w:val="0"/>
+        <w:spacing w:after="0"/>
+        <w:ind w:right="113"/>
+        <w:rPr>
+          <w:rFonts w:ascii="Times New Roman" w:eastAsiaTheme="minorEastAsia" w:hAnsi="Times New Roman" w:cs="Times New Roman"/>
+          <w:iCs/>
+          <w:color w:val="000000" w:themeColor="text1"/>
+          <w:sz w:val="28"/>
+          <w:szCs w:val="28"/>
+          <w:lang w:val="en-US"/>
+        </w:rPr>
+      </w:pPr>
+    </w:p>
+    <w:p>
+      <w:pPr>
+        <w:tabs>
+          <w:tab w:val="left" w:pos="1418"/>
+        </w:tabs>
+        <w:autoSpaceDE w:val="0"/>
+        <w:autoSpaceDN w:val="0"/>
+        <w:adjustRightInd w:val="0"/>
+        <w:spacing w:after="0"/>
+        <w:ind w:right="113"/>
+        <w:rPr>
+          <w:rFonts w:ascii="Times New Roman" w:eastAsiaTheme="minorEastAsia" w:hAnsi="Times New Roman" w:cs="Times New Roman"/>
+          <w:iCs/>
+          <w:color w:val="000000" w:themeColor="text1"/>
+          <w:sz w:val="28"/>
+          <w:szCs w:val="28"/>
+          <w:lang w:val="en-US"/>
+        </w:rPr>
+      </w:pPr>
     </w:p>
     <w:p>
       <w:pPr>
@@ -3038,6 +3110,7 @@
           <w:sz w:val="28"/>
           <w:szCs w:val="28"/>
         </w:rPr>
+        <w:lastRenderedPageBreak/>
         <w:t>Вывод</w:t>
       </w:r>
       <w:r>
@@ -3070,39 +3143,7 @@
           <w:sz w:val="28"/>
           <w:szCs w:val="28"/>
         </w:rPr>
-        <w:t xml:space="preserve">применения матричных вычислений, а также получен опыт анализа различных методов разложения матриц, в </w:t>
-      </w:r>
-      <w:r>
-        <w:rPr>
-          <w:rFonts w:ascii="Times New Roman" w:eastAsiaTheme="minorEastAsia" w:hAnsi="Times New Roman" w:cs="Times New Roman"/>
-          <w:iCs/>
-          <w:color w:val="000000" w:themeColor="text1"/>
-          <w:sz w:val="28"/>
-          <w:szCs w:val="28"/>
-        </w:rPr>
-        <w:lastRenderedPageBreak/>
-        <w:t xml:space="preserve">частности: </w:t>
-      </w:r>
-      <w:r>
-        <w:rPr>
-          <w:rFonts w:ascii="Times New Roman" w:eastAsiaTheme="minorEastAsia" w:hAnsi="Times New Roman" w:cs="Times New Roman"/>
-          <w:iCs/>
-          <w:color w:val="000000" w:themeColor="text1"/>
-          <w:sz w:val="28"/>
-          <w:szCs w:val="28"/>
-          <w:lang w:val="en-US"/>
-        </w:rPr>
-        <w:t>LU</w:t>
-      </w:r>
-      <w:r>
-        <w:rPr>
-          <w:rFonts w:ascii="Times New Roman" w:eastAsiaTheme="minorEastAsia" w:hAnsi="Times New Roman" w:cs="Times New Roman"/>
-          <w:iCs/>
-          <w:color w:val="000000" w:themeColor="text1"/>
-          <w:sz w:val="28"/>
-          <w:szCs w:val="28"/>
-        </w:rPr>
-        <w:t xml:space="preserve">-разложения, </w:t>
+        <w:t xml:space="preserve">решения полной проблемы собственных значений на базе </w:t>
       </w:r>
       <w:r>
         <w:rPr>
@@ -3123,7 +3164,230 @@
           <w:sz w:val="28"/>
           <w:szCs w:val="28"/>
         </w:rPr>
-        <w:t xml:space="preserve">-разложения и разложения </w:t>
+        <w:t>-</w:t>
+      </w:r>
+      <w:r>
+        <w:rPr>
+          <w:rFonts w:ascii="Times New Roman" w:eastAsiaTheme="minorEastAsia" w:hAnsi="Times New Roman" w:cs="Times New Roman"/>
+          <w:iCs/>
+          <w:color w:val="000000" w:themeColor="text1"/>
+          <w:sz w:val="28"/>
+          <w:szCs w:val="28"/>
+        </w:rPr>
+        <w:t>итераций</w:t>
+      </w:r>
+      <w:r>
+        <w:rPr>
+          <w:rFonts w:ascii="Times New Roman" w:eastAsiaTheme="minorEastAsia" w:hAnsi="Times New Roman" w:cs="Times New Roman"/>
+          <w:iCs/>
+          <w:color w:val="000000" w:themeColor="text1"/>
+          <w:sz w:val="28"/>
+          <w:szCs w:val="28"/>
+        </w:rPr>
+        <w:t xml:space="preserve">, а также получен опыт анализа различных методов </w:t>
+      </w:r>
+      <w:r>
+        <w:rPr>
+          <w:rFonts w:ascii="Times New Roman" w:eastAsiaTheme="minorEastAsia" w:hAnsi="Times New Roman" w:cs="Times New Roman"/>
+          <w:iCs/>
+          <w:color w:val="000000" w:themeColor="text1"/>
+          <w:sz w:val="28"/>
+          <w:szCs w:val="28"/>
+        </w:rPr>
+        <w:t xml:space="preserve">сдвига при работе с </w:t>
+      </w:r>
+      <w:r>
+        <w:rPr>
+          <w:rFonts w:ascii="Times New Roman" w:eastAsiaTheme="minorEastAsia" w:hAnsi="Times New Roman" w:cs="Times New Roman"/>
+          <w:iCs/>
+          <w:color w:val="000000" w:themeColor="text1"/>
+          <w:sz w:val="28"/>
+          <w:szCs w:val="28"/>
+          <w:lang w:val="en-US"/>
+        </w:rPr>
+        <w:t>QR</w:t>
+      </w:r>
+      <w:r>
+        <w:rPr>
+          <w:rFonts w:ascii="Times New Roman" w:eastAsiaTheme="minorEastAsia" w:hAnsi="Times New Roman" w:cs="Times New Roman"/>
+          <w:iCs/>
+          <w:color w:val="000000" w:themeColor="text1"/>
+          <w:sz w:val="28"/>
+          <w:szCs w:val="28"/>
+        </w:rPr>
+        <w:t>-итерациями</w:t>
+      </w:r>
+      <w:r>
+        <w:rPr>
+          <w:rFonts w:ascii="Times New Roman" w:eastAsiaTheme="minorEastAsia" w:hAnsi="Times New Roman" w:cs="Times New Roman"/>
+          <w:iCs/>
+          <w:color w:val="000000" w:themeColor="text1"/>
+          <w:sz w:val="28"/>
+          <w:szCs w:val="28"/>
+        </w:rPr>
+        <w:t xml:space="preserve">, в частности: </w:t>
+      </w:r>
+      <w:r>
+        <w:rPr>
+          <w:rFonts w:ascii="Times New Roman" w:eastAsiaTheme="minorEastAsia" w:hAnsi="Times New Roman" w:cs="Times New Roman"/>
+          <w:iCs/>
+          <w:color w:val="000000" w:themeColor="text1"/>
+          <w:sz w:val="28"/>
+          <w:szCs w:val="28"/>
+        </w:rPr>
+        <w:t>сдвиг по Рэлею</w:t>
+      </w:r>
+      <w:r>
+        <w:rPr>
+          <w:rFonts w:ascii="Times New Roman" w:eastAsiaTheme="minorEastAsia" w:hAnsi="Times New Roman" w:cs="Times New Roman"/>
+          <w:iCs/>
+          <w:color w:val="000000" w:themeColor="text1"/>
+          <w:sz w:val="28"/>
+          <w:szCs w:val="28"/>
+        </w:rPr>
+        <w:t xml:space="preserve">, </w:t>
+      </w:r>
+      <w:r>
+        <w:rPr>
+          <w:rFonts w:ascii="Times New Roman" w:eastAsiaTheme="minorEastAsia" w:hAnsi="Times New Roman" w:cs="Times New Roman"/>
+          <w:iCs/>
+          <w:color w:val="000000" w:themeColor="text1"/>
+          <w:sz w:val="28"/>
+          <w:szCs w:val="28"/>
+        </w:rPr>
+        <w:t>сдвиг по Уилкинсону</w:t>
+      </w:r>
+      <w:r>
+        <w:rPr>
+          <w:rFonts w:ascii="Times New Roman" w:eastAsiaTheme="minorEastAsia" w:hAnsi="Times New Roman" w:cs="Times New Roman"/>
+          <w:iCs/>
+          <w:color w:val="000000" w:themeColor="text1"/>
+          <w:sz w:val="28"/>
+          <w:szCs w:val="28"/>
+        </w:rPr>
+        <w:t xml:space="preserve">. В ходе их анализа были выделены их характерные особенности позволяющие в будущем осуществлять подбор наиболее подходящего метода </w:t>
+      </w:r>
+      <w:r>
+        <w:rPr>
+          <w:rFonts w:ascii="Times New Roman" w:eastAsiaTheme="minorEastAsia" w:hAnsi="Times New Roman" w:cs="Times New Roman"/>
+          <w:iCs/>
+          <w:color w:val="000000" w:themeColor="text1"/>
+          <w:sz w:val="28"/>
+          <w:szCs w:val="28"/>
+        </w:rPr>
+        <w:t>сдвига</w:t>
+      </w:r>
+      <w:r>
+        <w:rPr>
+          <w:rFonts w:ascii="Times New Roman" w:eastAsiaTheme="minorEastAsia" w:hAnsi="Times New Roman" w:cs="Times New Roman"/>
+          <w:iCs/>
+          <w:color w:val="000000" w:themeColor="text1"/>
+          <w:sz w:val="28"/>
+          <w:szCs w:val="28"/>
+        </w:rPr>
+        <w:t xml:space="preserve"> под конкретную задачу. </w:t>
+      </w:r>
+      <w:r>
+        <w:rPr>
+          <w:rFonts w:ascii="Times New Roman" w:eastAsiaTheme="minorEastAsia" w:hAnsi="Times New Roman" w:cs="Times New Roman"/>
+          <w:iCs/>
+          <w:color w:val="000000" w:themeColor="text1"/>
+          <w:sz w:val="28"/>
+          <w:szCs w:val="28"/>
+        </w:rPr>
+        <w:t>Помимо этого, на практике</w:t>
+      </w:r>
+      <w:r>
+        <w:rPr>
+          <w:rFonts w:ascii="Times New Roman" w:eastAsiaTheme="minorEastAsia" w:hAnsi="Times New Roman" w:cs="Times New Roman"/>
+          <w:iCs/>
+          <w:color w:val="000000" w:themeColor="text1"/>
+          <w:sz w:val="28"/>
+          <w:szCs w:val="28"/>
+        </w:rPr>
+        <w:t xml:space="preserve"> был</w:t>
+      </w:r>
+      <w:r>
+        <w:rPr>
+          <w:rFonts w:ascii="Times New Roman" w:eastAsiaTheme="minorEastAsia" w:hAnsi="Times New Roman" w:cs="Times New Roman"/>
+          <w:iCs/>
+          <w:color w:val="000000" w:themeColor="text1"/>
+          <w:sz w:val="28"/>
+          <w:szCs w:val="28"/>
+        </w:rPr>
+        <w:t xml:space="preserve"> реализован оптимизированный метод </w:t>
+      </w:r>
+      <w:r>
+        <w:rPr>
+          <w:rFonts w:ascii="Times New Roman" w:eastAsiaTheme="minorEastAsia" w:hAnsi="Times New Roman" w:cs="Times New Roman"/>
+          <w:iCs/>
+          <w:color w:val="000000" w:themeColor="text1"/>
+          <w:sz w:val="28"/>
+          <w:szCs w:val="28"/>
+          <w:lang w:val="en-US"/>
+        </w:rPr>
+        <w:t>QR</w:t>
+      </w:r>
+      <w:r>
+        <w:rPr>
+          <w:rFonts w:ascii="Times New Roman" w:eastAsiaTheme="minorEastAsia" w:hAnsi="Times New Roman" w:cs="Times New Roman"/>
+          <w:iCs/>
+          <w:color w:val="000000" w:themeColor="text1"/>
+          <w:sz w:val="28"/>
+          <w:szCs w:val="28"/>
+        </w:rPr>
+        <w:t>-итераций</w:t>
+      </w:r>
+      <w:r>
+        <w:rPr>
+          <w:rFonts w:ascii="Times New Roman" w:eastAsiaTheme="minorEastAsia" w:hAnsi="Times New Roman" w:cs="Times New Roman"/>
+          <w:iCs/>
+          <w:color w:val="000000" w:themeColor="text1"/>
+          <w:sz w:val="28"/>
+          <w:szCs w:val="28"/>
+        </w:rPr>
+        <w:t xml:space="preserve"> с использованием </w:t>
+      </w:r>
+      <w:r>
+        <w:rPr>
+          <w:rFonts w:ascii="Times New Roman" w:eastAsiaTheme="minorEastAsia" w:hAnsi="Times New Roman" w:cs="Times New Roman"/>
+          <w:iCs/>
+          <w:color w:val="000000" w:themeColor="text1"/>
+          <w:sz w:val="28"/>
+          <w:szCs w:val="28"/>
+          <w:lang w:val="en-US"/>
+        </w:rPr>
+        <w:t>QR</w:t>
+      </w:r>
+      <w:r>
+        <w:rPr>
+          <w:rFonts w:ascii="Times New Roman" w:eastAsiaTheme="minorEastAsia" w:hAnsi="Times New Roman" w:cs="Times New Roman"/>
+          <w:iCs/>
+          <w:color w:val="000000" w:themeColor="text1"/>
+          <w:sz w:val="28"/>
+          <w:szCs w:val="28"/>
+        </w:rPr>
+        <w:t>-</w:t>
+      </w:r>
+      <w:r>
+        <w:rPr>
+          <w:rFonts w:ascii="Times New Roman" w:eastAsiaTheme="minorEastAsia" w:hAnsi="Times New Roman" w:cs="Times New Roman"/>
+          <w:iCs/>
+          <w:color w:val="000000" w:themeColor="text1"/>
+          <w:sz w:val="28"/>
+          <w:szCs w:val="28"/>
+        </w:rPr>
+        <w:t xml:space="preserve">разложения </w:t>
+      </w:r>
+      <w:r>
+        <w:rPr>
+          <w:rFonts w:ascii="Times New Roman" w:eastAsiaTheme="minorEastAsia" w:hAnsi="Times New Roman" w:cs="Times New Roman"/>
+          <w:iCs/>
+          <w:color w:val="000000" w:themeColor="text1"/>
+          <w:sz w:val="28"/>
+          <w:szCs w:val="28"/>
+        </w:rPr>
+        <w:t xml:space="preserve">методом </w:t>
       </w:r>
       <w:proofErr w:type="spellStart"/>
       <w:r>
@@ -3134,7 +3398,7 @@
           <w:sz w:val="28"/>
           <w:szCs w:val="28"/>
         </w:rPr>
-        <w:t>Холесского</w:t>
+        <w:t>Хаусхолдера</w:t>
       </w:r>
       <w:proofErr w:type="spellEnd"/>
       <w:r>
@@ -3145,21 +3409,11 @@
           <w:sz w:val="28"/>
           <w:szCs w:val="28"/>
         </w:rPr>
-        <w:t xml:space="preserve">. В ходе их анализа были выделены их характерные различия и особенности позволяющие в будущем осуществлять подбор наиболее подходящего метода вычислении под конкретную задачу. </w:t>
-      </w:r>
-      <w:r>
-        <w:rPr>
-          <w:rFonts w:ascii="Times New Roman" w:eastAsiaTheme="minorEastAsia" w:hAnsi="Times New Roman" w:cs="Times New Roman"/>
-          <w:iCs/>
-          <w:color w:val="000000" w:themeColor="text1"/>
-          <w:sz w:val="28"/>
-          <w:szCs w:val="28"/>
-        </w:rPr>
-        <w:t>Помимо этого, на практике была применена концепция машинного нуля и реализован оптимизированный метод QR-разложения, требующий меньшего объёма памяти.</w:t>
+        <w:t>, требующий меньшего объёма памяти.</w:t>
       </w:r>
     </w:p>
     <w:sectPr>
-      <w:footerReference w:type="first" r:id="rId19"/>
+      <w:footerReference w:type="first" r:id="rId20"/>
       <w:pgSz w:w="11906" w:h="16838" w:code="9"/>
       <w:pgMar w:top="1134" w:right="1134" w:bottom="1134" w:left="1134" w:header="709" w:footer="624" w:gutter="0"/>
       <w:pgBorders>
@@ -9036,6 +9290,18 @@
       <w:lang w:val="en-US"/>
     </w:rPr>
   </w:style>
+  <w:style w:type="character" w:styleId="UnresolvedMention">
+    <w:name w:val="Unresolved Mention"/>
+    <w:basedOn w:val="DefaultParagraphFont"/>
+    <w:uiPriority w:val="99"/>
+    <w:semiHidden/>
+    <w:unhideWhenUsed/>
+    <w:rsid w:val="000A5711"/>
+    <w:rPr>
+      <w:color w:val="605E5C"/>
+      <w:shd w:val="clear" w:color="auto" w:fill="E1DFDD"/>
+    </w:rPr>
+  </w:style>
 </w:styles>
 </file>
 
@@ -9322,6 +9588,7 @@
     <w:rsid w:val="002C531B"/>
     <w:rsid w:val="002E0F7D"/>
     <w:rsid w:val="002E62CA"/>
+    <w:rsid w:val="003023C7"/>
     <w:rsid w:val="00307E51"/>
     <w:rsid w:val="00315B34"/>
     <w:rsid w:val="0034175F"/>
@@ -9386,7 +9653,6 @@
     <w:rsid w:val="00881BF8"/>
     <w:rsid w:val="0088673D"/>
     <w:rsid w:val="0088743B"/>
-    <w:rsid w:val="008B61EE"/>
     <w:rsid w:val="008C2E57"/>
     <w:rsid w:val="008D1171"/>
     <w:rsid w:val="008D3231"/>
